--- a/LECTURE.docx
+++ b/LECTURE.docx
@@ -1109,6 +1109,22 @@
         <w:pStyle w:val="ListBullet"/>
       </w:pPr>
       <w:r>
+        <w:t>Creation de la page /tool, reliee aux CTA de la landing, pour tester Assistia directement et installer l'extension.</w:t>
+      </w:r>
+    </w:p>
+    <w:p>
+      <w:pPr>
+        <w:pStyle w:val="ListBullet"/>
+      </w:pPr>
+      <w:r>
+        <w:t>Ajout d'un mode local de demonstration quand Supabase/OpenAI ne sont pas encore configures, afin que la landing n'envoie jamais vers une erreur serveur.</w:t>
+      </w:r>
+    </w:p>
+    <w:p>
+      <w:pPr>
+        <w:pStyle w:val="ListBullet"/>
+      </w:pPr>
+      <w:r>
         <w:t>Ajout d'une connexion extension via cle generee depuis le dashboard, afin de ne pas dependre uniquement des cookies Supabase dans Chrome.</w:t>
       </w:r>
     </w:p>
@@ -1142,6 +1158,14 @@
       </w:pPr>
       <w:r>
         <w:t>Mise a jour du schema Supabase pour stocker les cles extension sous forme de hash.</w:t>
+      </w:r>
+    </w:p>
+    <w:p>
+      <w:pPr>
+        <w:pStyle w:val="ListBullet"/>
+      </w:pPr>
+      <w:r>
+        <w:t>Tous les boutons principaux de la landing ("Essayer", "Essayer gratuitement", "Commencer") pointent maintenant vers /tool.</w:t>
       </w:r>
     </w:p>
     <w:p>
@@ -26809,6 +26833,14 @@
         <w:pStyle w:val="ListBullet"/>
       </w:pPr>
       <w:r>
+        <w:t>Page /tool reliée aux CTA de la landing : test web + installation extension</w:t>
+      </w:r>
+    </w:p>
+    <w:p>
+      <w:pPr>
+        <w:pStyle w:val="ListBullet"/>
+      </w:pPr>
+      <w:r>
         <w:t>Inscription / connexion email-password et Google via Supabase Auth</w:t>
       </w:r>
     </w:p>
@@ -27526,7 +27558,7 @@
         <w:pStyle w:val="ListNumber"/>
       </w:pPr>
       <w:r>
-        <w:t>Crée un compte sur /signup.</w:t>
+        <w:t>Clique sur “Essayer gratuitement” depuis la landing, ou va sur /tool.</w:t>
       </w:r>
     </w:p>
     <w:p>
@@ -27534,7 +27566,7 @@
         <w:pStyle w:val="ListNumber"/>
       </w:pPr>
       <w:r>
-        <w:t>Va sur /dashboard.</w:t>
+        <w:t>Crée un compte si Supabase est configuré. Sans Supabase, /tool passe en mode local de démonstration.</w:t>
       </w:r>
     </w:p>
     <w:p>
@@ -27542,7 +27574,7 @@
         <w:pStyle w:val="ListNumber"/>
       </w:pPr>
       <w:r>
-        <w:t>Configure le ton par défaut.</w:t>
+        <w:t>Teste une réponse directement dans l’outil web.</w:t>
       </w:r>
     </w:p>
     <w:p>
@@ -27550,7 +27582,7 @@
         <w:pStyle w:val="ListNumber"/>
       </w:pPr>
       <w:r>
-        <w:t>Dans le bloc “Installer l’extension”, génère une clé extension.</w:t>
+        <w:t>Dans le bloc “Ajouter l’extension”, génère une clé extension.</w:t>
       </w:r>
     </w:p>
     <w:p>
@@ -27932,6 +27964,14 @@
       </w:pPr>
       <w:r>
         <w:t>extension Chrome pour Gmail et WhatsApp Web ;</w:t>
+      </w:r>
+    </w:p>
+    <w:p>
+      <w:pPr>
+        <w:pStyle w:val="ListBullet"/>
+      </w:pPr>
+      <w:r>
+        <w:t>page /tool comme point d'entrée produit depuis la landing ;</w:t>
       </w:r>
     </w:p>
     <w:p>
